--- a/Files/05 - Devarim/12 - V'zos Habracha/5786/V'zos Habracha 5786.docx
+++ b/Files/05 - Devarim/12 - V'zos Habracha/5786/V'zos Habracha 5786.docx
@@ -416,7 +416,7 @@
         <w:rPr>
           <w:rFonts w:ascii="Times New Roman" w:hAnsi="Times New Roman" w:cs="Times New Roman"/>
         </w:rPr>
-        <w:t>the</w:t>
+        <w:t xml:space="preserve">the </w:t>
       </w:r>
       <w:r>
         <w:rPr>

--- a/Files/05 - Devarim/12 - V'zos Habracha/5786/V'zos Habracha 5786.docx
+++ b/Files/05 - Devarim/12 - V'zos Habracha/5786/V'zos Habracha 5786.docx
@@ -1418,7 +1418,7 @@
           <w:rFonts w:ascii="Times New Roman" w:hAnsi="Times New Roman" w:cs="Times New Roman"/>
           <w:rtl/>
         </w:rPr>
-        <w:t>"</w:t>
+        <w:t>״</w:t>
       </w:r>
       <w:r>
         <w:rPr>
